--- a/AI_Coding_作業一/02_作業繳交內容.docx
+++ b/AI_Coding_作業一/02_作業繳交內容.docx
@@ -20,17 +20,12 @@
     </w:p>
     <w:p>
       <w:r>
-        <w:t>目前臨時網址：https://temporary-brisk-iodine-5xjjt8v.vercel.app</w:t>
+        <w:t>https://temporary-brisk-iodine-5xjjt8v.vercel.app/</w:t>
       </w:r>
     </w:p>
     <w:p>
       <w:r>
-        <w:t>正式繳交網址：待認領或永久部署後填入。</w:t>
-      </w:r>
-    </w:p>
-    <w:p>
-      <w:r>
-        <w:t>目前網站已完成開發、本地驗證與 Vercel 臨時部署。臨時部署會在 2026-10-06 17:24（台北時間）到期；請先認領或永久部署，並確認匿名可瀏覽後，再填入正式繳交網址。GitHub 分支網址不能替代作品公開網址。</w:t>
+        <w:t>此網址由使用者提供。認領頁截圖顯示部署已被認領；尚未確認認領帳號、保留狀態與公開匿名互動結果。請到 Vercel Dashboard 核對網址，並完成下列繳交前檢查。</w:t>
       </w:r>
     </w:p>
     <w:p>
@@ -64,7 +59,15 @@
         <w:pStyle w:val="ListBullet"/>
       </w:pPr>
       <w:r>
-        <w:t>[ ] 已填入實際 Vercel 公開網址。</w:t>
+        <w:t>[x] 已填入使用者提供的 Vercel 網址。</w:t>
+      </w:r>
+    </w:p>
+    <w:p>
+      <w:pPr>
+        <w:pStyle w:val="ListBullet"/>
+      </w:pPr>
+      <w:r>
+        <w:t>[ ] 已在自己的 Vercel Dashboard 確認專案與保留狀態。</w:t>
       </w:r>
     </w:p>
     <w:p>
@@ -101,7 +104,7 @@
     </w:p>
     <w:p>
       <w:r>
-        <w:t>只複製上面的網址與作品說明即可繳交。請先完成待填網址與公開環境檢查。</w:t>
+        <w:t>只複製上面的網址與作品說明即可繳交。請先完成專案歸屬與公開環境檢查。</w:t>
       </w:r>
     </w:p>
     <w:sectPr>
